--- a/test-corpus/word-verification/state-diagram.docx
+++ b/test-corpus/word-verification/state-diagram.docx
@@ -55,7 +55,7 @@
                     <wps:cNvPr id="3" name="Connector 2"/>
                     <wps:cNvCnPr/>
                     <wps:spPr>
-                      <a:xfrm flipV="1">
+                      <a:xfrm flipH="1">
                         <a:off x="764887" y="1314450"/>
                         <a:ext cx="655737" cy="571500"/>
                       </a:xfrm>
@@ -300,7 +300,7 @@
                     <wps:cNvPr id="12" name="Connector 11"/>
                     <wps:cNvCnPr/>
                     <wps:spPr>
-                      <a:xfrm>
+                      <a:xfrm flipH="1" flipV="1">
                         <a:off x="1669394" y="1314450"/>
                         <a:ext cx="722910" cy="2381250"/>
                       </a:xfrm>
@@ -356,7 +356,7 @@
                     <wps:cNvPr id="14" name="Connector 13"/>
                     <wps:cNvCnPr/>
                     <wps:spPr>
-                      <a:xfrm flipV="1">
+                      <a:xfrm flipH="1">
                         <a:off x="1440289" y="1314450"/>
                         <a:ext cx="138658" cy="619125"/>
                       </a:xfrm>
